--- a/descargas/03_Checklist_Legal_Envio_Carta_Despido_y_Plazos_DT_2026.docx
+++ b/descargas/03_Checklist_Legal_Envio_Carta_Despido_y_Plazos_DT_2026.docx
@@ -75,7 +75,7 @@
           <w:rFonts w:ascii="Arial" w:hAnsi="Arial"/>
           <w:sz w:val="20"/>
         </w:rPr>
-        <w:t>Este documento resume los 5 pasos críticos que todo empleador o departamento de Recursos Humanos debe cumplir rigurosamente al emitir una carta de despido en Chile, evitando multas de la Inspección del Trabajo y demandas por despido injustificado (Art. 168).</w:t>
+        <w:t>Este documento resume los 5 pasos críticos que todo empleador o departamento de Recursos Humanos debe cumplir rigurosamente al emitir una carta de despido en Chile, reduciendo el riesgo de multas de la Inspección del Trabajo y de demandas por despido injustificado (Art. 168).</w:t>
       </w:r>
     </w:p>
     <w:p>

--- a/descargas/03_Checklist_Legal_Envio_Carta_Despido_y_Plazos_DT_2026.docx
+++ b/descargas/03_Checklist_Legal_Envio_Carta_Despido_y_Plazos_DT_2026.docx
@@ -10,52 +10,63 @@
         <w:tblLook w:firstColumn="1" w:firstRow="1" w:lastColumn="0" w:lastRow="0" w:noHBand="0" w:noVBand="1" w:val="04A0"/>
       </w:tblPr>
       <w:tblGrid>
-        <w:gridCol w:w="9360"/>
+        <w:gridCol w:w="6912"/>
+        <w:gridCol w:w="2880"/>
       </w:tblGrid>
       <w:tr>
+        <w:trPr>
+          <w:cantSplit/>
+        </w:trPr>
         <w:tc>
           <w:tcPr>
-            <w:tcW w:type="dxa" w:w="9936"/>
-            <w:shd w:fill="0F172A"/>
-            <w:tcMar>
-              <w:top w:w="200" w:type="dxa"/>
-              <w:bottom w:w="200" w:type="dxa"/>
-              <w:left w:w="240" w:type="dxa"/>
-              <w:right w:w="240" w:type="dxa"/>
-            </w:tcMar>
+            <w:tcW w:type="dxa" w:w="6912"/>
           </w:tcPr>
           <w:p>
             <w:pPr>
-              <w:jc w:val="center"/>
+              <w:spacing w:before="0" w:after="20"/>
             </w:pPr>
             <w:r>
               <w:rPr>
-                <w:rFonts w:ascii="Arial" w:hAnsi="Arial"/>
+                <w:rFonts w:ascii="Calibri" w:hAnsi="Calibri"/>
                 <w:b/>
-                <w:color w:val="38BDF8"/>
+                <w:color w:val="00382E"/>
                 <w:sz w:val="17"/>
               </w:rPr>
-              <w:t>CALCULOLABORAL.CL • FORMULARIO LEGAL EDITABLE 2026</w:t>
-              <w:br/>
+              <w:t>MODELO GRATUITO | CHILE 2026</w:t>
             </w:r>
+          </w:p>
+          <w:p>
+            <w:pPr>
+              <w:spacing w:before="0" w:after="40"/>
+            </w:pPr>
             <w:r>
               <w:rPr>
-                <w:rFonts w:ascii="Arial" w:hAnsi="Arial"/>
+                <w:rFonts w:ascii="Calibri" w:hAnsi="Calibri"/>
                 <w:b/>
-                <w:color w:val="FFFFFF"/>
-                <w:sz w:val="26"/>
+                <w:color w:val="0F172A"/>
+                <w:sz w:val="24"/>
               </w:rPr>
               <w:t>CHECKLIST LEGAL Y PROTOCOLO DE DESVINCULACIÓN 2026</w:t>
             </w:r>
+          </w:p>
+        </w:tc>
+        <w:tc>
+          <w:tcPr>
+            <w:tcW w:type="dxa" w:w="2880"/>
+          </w:tcPr>
+          <w:p>
+            <w:pPr>
+              <w:spacing w:before="0" w:after="0"/>
+              <w:jc w:val="right"/>
+            </w:pPr>
             <w:r>
               <w:rPr>
-                <w:rFonts w:ascii="Arial" w:hAnsi="Arial"/>
-                <w:i/>
-                <w:color w:val="CBD5E1"/>
-                <w:sz w:val="19"/>
+                <w:rFonts w:ascii="Calibri" w:hAnsi="Calibri"/>
+                <w:b/>
+                <w:color w:val="64748B"/>
+                <w:sz w:val="17"/>
               </w:rPr>
-              <w:br/>
-              <w:t>Guía paso a paso para Pymes y Empleadores en Chile (Código del Trabajo y DT)</w:t>
+              <w:t>DESPIDO-GRATIS-03</w:t>
             </w:r>
           </w:p>
         </w:tc>
@@ -63,175 +74,292 @@
     </w:tbl>
     <w:p>
       <w:pPr>
-        <w:spacing w:after="240"/>
+        <w:keepNext/>
+        <w:pBdr>
+          <w:bottom w:val="single" w:sz="12" w:space="1" w:color="00382E"/>
+        </w:pBdr>
+        <w:spacing w:before="0" w:after="160" w:line="120" w:lineRule="exact"/>
+      </w:pPr>
+      <w:r>
+        <w:rPr>
+          <w:rFonts w:ascii="Calibri" w:hAnsi="Calibri" w:cs="Calibri"/>
+          <w:color w:val="E2E8F0"/>
+          <w:sz w:val="15"/>
+        </w:rPr>
+        <w:t/>
+      </w:r>
+    </w:p>
+    <w:tbl>
+      <w:tblPr>
+        <w:tblW w:type="auto" w:w="0"/>
+        <w:jc w:val="center"/>
+        <w:tblLayout w:type="fixed"/>
+        <w:tblLook w:firstColumn="1" w:firstRow="1" w:lastColumn="0" w:lastRow="0" w:noHBand="0" w:noVBand="1" w:val="04A0"/>
+      </w:tblPr>
+      <w:tblGrid>
+        <w:gridCol w:w="9792"/>
+      </w:tblGrid>
+      <w:tr>
+        <w:trPr>
+          <w:cantSplit/>
+        </w:trPr>
+        <w:tc>
+          <w:tcPr>
+            <w:tcW w:type="dxa" w:w="9792"/>
+            <w:tcBorders>
+              <w:top w:val="single" w:sz="4" w:space="0" w:color="ADD6C9"/>
+              <w:left w:val="single" w:sz="4" w:space="0" w:color="ADD6C9"/>
+              <w:bottom w:val="single" w:sz="4" w:space="0" w:color="ADD6C9"/>
+              <w:right w:val="single" w:sz="4" w:space="0" w:color="ADD6C9"/>
+            </w:tcBorders>
+            <w:shd w:fill="EEF6F3"/>
+            <w:tcMar>
+              <w:top w:w="120" w:type="dxa"/>
+              <w:bottom w:w="120" w:type="dxa"/>
+              <w:left w:w="160" w:type="dxa"/>
+              <w:right w:w="160" w:type="dxa"/>
+            </w:tcMar>
+          </w:tcPr>
+          <w:p>
+            <w:pPr>
+              <w:spacing w:before="0" w:after="40"/>
+            </w:pPr>
+            <w:r>
+              <w:rPr>
+                <w:rFonts w:ascii="Calibri" w:hAnsi="Calibri"/>
+                <w:b/>
+                <w:color w:val="0F172A"/>
+                <w:sz w:val="17"/>
+              </w:rPr>
+              <w:t>AVISO</w:t>
+            </w:r>
+          </w:p>
+          <w:p>
+            <w:pPr>
+              <w:spacing w:before="0" w:after="30"/>
+            </w:pPr>
+            <w:r>
+              <w:rPr>
+                <w:rFonts w:ascii="Calibri" w:hAnsi="Calibri"/>
+                <w:color w:val="475569"/>
+                <w:sz w:val="16"/>
+              </w:rPr>
+              <w:t>• Es una guía de referencia: cada caso puede tener particularidades.</w:t>
+            </w:r>
+          </w:p>
+        </w:tc>
+      </w:tr>
+    </w:tbl>
+    <w:p>
+      <w:pPr>
+        <w:keepNext/>
+        <w:spacing w:before="0" w:after="80"/>
       </w:pPr>
     </w:p>
     <w:p>
       <w:pPr>
-        <w:spacing w:after="240"/>
+        <w:spacing w:before="40" w:after="80"/>
       </w:pPr>
       <w:r>
         <w:rPr>
-          <w:rFonts w:ascii="Arial" w:hAnsi="Arial"/>
+          <w:rFonts w:ascii="Calibri" w:hAnsi="Calibri"/>
+          <w:b w:val="0"/>
+          <w:color w:val="0F172A"/>
           <w:sz w:val="20"/>
         </w:rPr>
-        <w:t>Este documento resume los 5 pasos críticos que todo empleador o departamento de Recursos Humanos debe cumplir rigurosamente al emitir una carta de despido en Chile, reduciendo el riesgo de multas de la Inspección del Trabajo y de demandas por despido injustificado (Art. 168).</w:t>
+        <w:t>Este documento resume los 5 pasos críticos que todo empleador o departamento de Recursos Humanos debe cumplir al emitir una carta de despido en Chile, reduciendo el riesgo de multas de la Inspección del Trabajo y de demandas por despido injustificado (Art. 168).</w:t>
       </w:r>
     </w:p>
     <w:p>
       <w:pPr>
-        <w:spacing w:before="160" w:after="40"/>
+        <w:keepNext/>
+        <w:spacing w:before="120" w:after="40"/>
       </w:pPr>
       <w:r>
         <w:rPr>
-          <w:rFonts w:ascii="Arial" w:hAnsi="Arial"/>
+          <w:rFonts w:ascii="Calibri" w:hAnsi="Calibri"/>
           <w:b/>
-          <w:color w:val="0EA5E9"/>
+          <w:color w:val="1E293B"/>
           <w:sz w:val="20"/>
         </w:rPr>
-        <w:t>PASO 1: VERIFICAR Y DESCARGAR CERTIFICADOS DE COTIZACIONES (LEY BUSTOS)</w:t>
+        <w:t>PASO 1: VERIFICAR LAS COTIZACIONES (LEY BUSTOS)</w:t>
       </w:r>
     </w:p>
     <w:p>
       <w:pPr>
-        <w:spacing w:after="160" w:line="288" w:lineRule="auto"/>
+        <w:spacing w:before="40" w:after="80"/>
       </w:pPr>
       <w:r>
         <w:rPr>
-          <w:rFonts w:ascii="Arial" w:hAnsi="Arial"/>
-          <w:sz w:val="19"/>
+          <w:rFonts w:ascii="Calibri" w:hAnsi="Calibri"/>
+          <w:b w:val="0"/>
+          <w:color w:val="0F172A"/>
+          <w:sz w:val="20"/>
         </w:rPr>
-        <w:t>• Antes de entregar o enviar la carta, obtenga las planillas de Previred con timbre electrónico.</w:t>
+        <w:t>• Antes de entregar o enviar la carta, obtén las planillas de Previred con timbre electrónico.</w:t>
         <w:br/>
-        <w:t>• Todas las cotizaciones previsionales (AFP, Fonasa/Isapre, AFC y Seguro de Accidentes Laborales) deben estar totalmente PAGADAS hasta el último día del mes anterior al despido.</w:t>
+        <w:t>• Todas las cotizaciones previsionales (AFP, Fonasa o Isapre, seguro de cesantía y seguro de accidentes laborales) deben estar pagadas hasta el último día del mes anterior al despido.</w:t>
         <w:br/>
-        <w:t>• RIESGO GRAVE: Si hay deuda o solo declaración sin pago, el despido es NULO (el empleador debe seguir pagando remuneraciones hasta convalidar el despido).</w:t>
+        <w:t>• Riesgo grave: si hay deuda, o solo declaración sin pago, el despido no produce efecto y el empleador debe seguir pagando remuneraciones hasta convalidarlo.</w:t>
       </w:r>
     </w:p>
     <w:p>
       <w:pPr>
-        <w:spacing w:before="160" w:after="40"/>
+        <w:keepNext/>
+        <w:spacing w:before="120" w:after="40"/>
       </w:pPr>
       <w:r>
         <w:rPr>
-          <w:rFonts w:ascii="Arial" w:hAnsi="Arial"/>
+          <w:rFonts w:ascii="Calibri" w:hAnsi="Calibri"/>
           <w:b/>
-          <w:color w:val="0EA5E9"/>
+          <w:color w:val="1E293B"/>
           <w:sz w:val="20"/>
         </w:rPr>
-        <w:t>PASO 2: REDACCIÓN PRECISA Y OBJETIVA DE LOS HECHOS</w:t>
+        <w:t>PASO 2: REDACTAR LOS HECHOS CON PRECISIÓN</w:t>
       </w:r>
     </w:p>
     <w:p>
       <w:pPr>
-        <w:spacing w:after="160" w:line="288" w:lineRule="auto"/>
+        <w:spacing w:before="40" w:after="80"/>
       </w:pPr>
       <w:r>
         <w:rPr>
-          <w:rFonts w:ascii="Arial" w:hAnsi="Arial"/>
-          <w:sz w:val="19"/>
+          <w:rFonts w:ascii="Calibri" w:hAnsi="Calibri"/>
+          <w:b w:val="0"/>
+          <w:color w:val="0F172A"/>
+          <w:sz w:val="20"/>
         </w:rPr>
-        <w:t>• Para Art. 161 (Necesidades de la Empresa): Exprese cifras, áreas afectadas o razones técnicas comprobables. Evite frases vagas como 'reorganización interna' sin fundamentación.</w:t>
+        <w:t>• Art. 161 (necesidades de la empresa): expresa cifras, áreas afectadas o razones técnicas comprobables. Evita frases vagas como "reorganización interna".</w:t>
         <w:br/>
-        <w:t>• Para Art. 160 (Faltas Disciplinarias): Detalle fechas, horas y conductas exactas respaldadas en el libro de asistencia o actas.</w:t>
+        <w:t>• Art. 160 (faltas del trabajador): detalla fechas, horas y conductas exactas, respaldadas en el libro de asistencia o en actas.</w:t>
       </w:r>
     </w:p>
     <w:p>
       <w:pPr>
-        <w:spacing w:before="160" w:after="40"/>
+        <w:keepNext/>
+        <w:spacing w:before="120" w:after="40"/>
       </w:pPr>
       <w:r>
         <w:rPr>
-          <w:rFonts w:ascii="Arial" w:hAnsi="Arial"/>
+          <w:rFonts w:ascii="Calibri" w:hAnsi="Calibri"/>
           <w:b/>
-          <w:color w:val="0EA5E9"/>
+          <w:color w:val="1E293B"/>
           <w:sz w:val="20"/>
         </w:rPr>
-        <w:t>PASO 3: RESPETAR LOS PLAZOS FATALES DE ENVÍO</w:t>
+        <w:t>PASO 3: RESPETAR LOS PLAZOS</w:t>
       </w:r>
     </w:p>
     <w:p>
       <w:pPr>
-        <w:spacing w:after="160" w:line="288" w:lineRule="auto"/>
+        <w:spacing w:before="40" w:after="80"/>
       </w:pPr>
       <w:r>
         <w:rPr>
-          <w:rFonts w:ascii="Arial" w:hAnsi="Arial"/>
-          <w:sz w:val="19"/>
+          <w:rFonts w:ascii="Calibri" w:hAnsi="Calibri"/>
+          <w:b w:val="0"/>
+          <w:color w:val="0F172A"/>
+          <w:sz w:val="20"/>
         </w:rPr>
-        <w:t>• Despido Art. 161: Con 30 días de anticipación; o de forma inmediata pagando la indemnización sustitutiva de aviso previo.</w:t>
+        <w:t>• Art. 161: aviso con 30 días de anticipación, o de forma inmediata pagando la indemnización sustitutiva del aviso previo.</w:t>
         <w:br/>
-        <w:t>• Despido Art. 160: Plazo máximo e improrrogable de 3 DÍAS HÁBILES desde que cesaron los servicios para despachar la carta certificada.</w:t>
+        <w:t>• Art. 160: la carta se despacha dentro de 3 días hábiles desde que cesaron los servicios.</w:t>
       </w:r>
     </w:p>
     <w:p>
       <w:pPr>
-        <w:spacing w:before="160" w:after="40"/>
+        <w:keepNext/>
+        <w:spacing w:before="120" w:after="40"/>
       </w:pPr>
       <w:r>
         <w:rPr>
-          <w:rFonts w:ascii="Arial" w:hAnsi="Arial"/>
+          <w:rFonts w:ascii="Calibri" w:hAnsi="Calibri"/>
           <w:b/>
-          <w:color w:val="0EA5E9"/>
+          <w:color w:val="1E293B"/>
           <w:sz w:val="20"/>
         </w:rPr>
-        <w:t>PASO 4: ENVÍO POR CARTA CERTIFICADA Y COMUNICACIÓN A LA DT</w:t>
+        <w:t>PASO 4: ENVÍO POR CARTA CERTIFICADA Y AVISO A LA DT</w:t>
       </w:r>
     </w:p>
     <w:p>
       <w:pPr>
-        <w:spacing w:after="160" w:line="288" w:lineRule="auto"/>
+        <w:spacing w:before="40" w:after="80"/>
       </w:pPr>
       <w:r>
         <w:rPr>
-          <w:rFonts w:ascii="Arial" w:hAnsi="Arial"/>
-          <w:sz w:val="19"/>
+          <w:rFonts w:ascii="Calibri" w:hAnsi="Calibri"/>
+          <w:b w:val="0"/>
+          <w:color w:val="0F172A"/>
+          <w:sz w:val="20"/>
         </w:rPr>
-        <w:t>• Despachar por carta certificada mediante Correos de Chile al domicilio contractual del trabajador.</w:t>
+        <w:t>• Despacha por carta certificada de Correos de Chile al domicilio del contrato, o entrégala en mano con firma de recepción.</w:t>
         <w:br/>
-        <w:t>• Guardar el recibo de envío con número de seguimiento (voucher oficial).</w:t>
+        <w:t>• Guarda el comprobante de envío con su número de seguimiento.</w:t>
         <w:br/>
-        <w:t>• Informar la carta a la Inspección del Trabajo por el portal Mi DT (empleadores) dentro del mismo plazo.</w:t>
+        <w:t>• Informa el término a la Inspección del Trabajo dentro del mismo plazo, por el servicio electrónico de la Dirección del Trabajo.</w:t>
       </w:r>
     </w:p>
     <w:p>
       <w:pPr>
-        <w:spacing w:before="160" w:after="40"/>
+        <w:keepNext/>
+        <w:spacing w:before="120" w:after="40"/>
       </w:pPr>
       <w:r>
         <w:rPr>
-          <w:rFonts w:ascii="Arial" w:hAnsi="Arial"/>
+          <w:rFonts w:ascii="Calibri" w:hAnsi="Calibri"/>
           <w:b/>
-          <w:color w:val="0EA5E9"/>
+          <w:color w:val="1E293B"/>
           <w:sz w:val="20"/>
         </w:rPr>
-        <w:t>PASO 5: PREPARACIÓN Y PAGO DEL FINIQUITO EN 10 DÍAS HÁBILES (ART. 177)</w:t>
+        <w:t>PASO 5: FINIQUITO EN 10 DÍAS HÁBILES (ART. 177)</w:t>
       </w:r>
     </w:p>
     <w:p>
       <w:pPr>
-        <w:spacing w:after="160" w:line="288" w:lineRule="auto"/>
+        <w:spacing w:before="40" w:after="80"/>
       </w:pPr>
       <w:r>
         <w:rPr>
-          <w:rFonts w:ascii="Arial" w:hAnsi="Arial"/>
-          <w:sz w:val="19"/>
+          <w:rFonts w:ascii="Calibri" w:hAnsi="Calibri"/>
+          <w:b w:val="0"/>
+          <w:color w:val="0F172A"/>
+          <w:sz w:val="20"/>
         </w:rPr>
         <w:t>• El finiquito debe ponerse a disposición del trabajador y pagarse dentro de 10 días hábiles posteriores al término.</w:t>
         <w:br/>
-        <w:t>• Debe contener la liquidación de sueldo, feriado proporcional y años de servicio (si corresponde).</w:t>
+        <w:t>• Incluye la liquidación de sueldo, el feriado proporcional y los años de servicio, si corresponde.</w:t>
         <w:br/>
-        <w:t>• Debe firmarse y ratificarse ante Notario Público, Ministro de Fe de la DT o vía electrónica en Mi DT.</w:t>
+        <w:t>• Para tener poder liberatorio, debe firmarse ante un ministro de fe (notario, Inspección del Trabajo u otro que indica el Art. 177) o por la vía electrónica habilitada.</w:t>
       </w:r>
     </w:p>
     <w:sectPr>
+      <w:footerReference w:type="default" r:id="rId9"/>
       <w:pgSz w:w="12240" w:h="15840"/>
-      <w:pgMar w:top="1152" w:right="1152" w:bottom="1152" w:left="1152" w:header="720" w:footer="720" w:gutter="0"/>
+      <w:pgMar w:top="936" w:right="936" w:bottom="936" w:left="936" w:header="720" w:footer="720" w:gutter="0"/>
       <w:cols w:space="720"/>
       <w:docGrid w:linePitch="360"/>
     </w:sectPr>
   </w:body>
 </w:document>
+</file>
+
+<file path=word/footer1.xml><?xml version="1.0" encoding="utf-8"?>
+<w:ftr xmlns:m="http://schemas.openxmlformats.org/officeDocument/2006/math" xmlns:mc="http://schemas.openxmlformats.org/markup-compatibility/2006" xmlns:mo="http://schemas.microsoft.com/office/mac/office/2008/main" xmlns:mv="urn:schemas-microsoft-com:mac:vml" xmlns:o="urn:schemas-microsoft-com:office:office" xmlns:r="http://schemas.openxmlformats.org/officeDocument/2006/relationships" xmlns:v="urn:schemas-microsoft-com:vml" xmlns:w10="urn:schemas-microsoft-com:office:word" xmlns:w14="http://schemas.microsoft.com/office/word/2010/wordml" xmlns:w="http://schemas.openxmlformats.org/wordprocessingml/2006/main" xmlns:wne="http://schemas.microsoft.com/office/word/2006/wordml" xmlns:wp14="http://schemas.microsoft.com/office/word/2010/wordprocessingDrawing" xmlns:wp="http://schemas.openxmlformats.org/drawingml/2006/wordprocessingDrawing" xmlns:wpc="http://schemas.microsoft.com/office/word/2010/wordprocessingCanvas" xmlns:wpg="http://schemas.microsoft.com/office/word/2010/wordprocessingGroup" xmlns:wpi="http://schemas.microsoft.com/office/word/2010/wordprocessingInk" xmlns:wps="http://schemas.microsoft.com/office/word/2010/wordprocessingShape" mc:Ignorable="w14 wp14">
+  <w:p>
+    <w:pPr>
+      <w:pStyle w:val="Footer"/>
+      <w:spacing w:before="0" w:after="0"/>
+      <w:jc w:val="right"/>
+    </w:pPr>
+    <w:r>
+      <w:rPr>
+        <w:rFonts w:ascii="Calibri" w:hAnsi="Calibri"/>
+        <w:color w:val="94A3B8"/>
+        <w:sz w:val="16"/>
+      </w:rPr>
+      <w:t>CálculoLaboral.cl · Modelo gratuito de carta de despido · Modelo de referencia</w:t>
+    </w:r>
+  </w:p>
+</w:ftr>
 </file>
 
 <file path=word/numbering.xml><?xml version="1.0" encoding="utf-8"?>
@@ -597,6 +725,14 @@
     <w:name w:val="Normal"/>
     <w:qFormat/>
     <w:rsid w:val="00FC693F"/>
+    <w:pPr>
+      <w:spacing w:line="276" w:lineRule="auto" w:after="80"/>
+    </w:pPr>
+    <w:rPr>
+      <w:rFonts w:ascii="Calibri" w:hAnsi="Calibri"/>
+      <w:color w:val="1E293B"/>
+      <w:sz w:val="20"/>
+    </w:rPr>
   </w:style>
   <w:style w:type="paragraph" w:styleId="Header">
     <w:name w:val="header"/>
